--- a/informes-utm/Informe_UTM_64046_2026-09-14_a_2026-09-20.docx
+++ b/informes-utm/Informe_UTM_64046_2026-09-14_a_2026-09-20.docx
@@ -29,12 +29,12 @@
     </w:p>
     <w:p>
       <w:r>
-        <w:t>Network Service (857.51 GB, QUIC 314.60 GB) y Collaboration (WhatsApp 372.97 GB) lideran. Google.Services 442.38 GB. Windows Update 221.64 GB. Social Media 111.50 GB (TikTok 58.19 GB y Facebook 46.65 GB). Video/Audio sube a 72.28 GB, con YouTube en 61.31 GB y Disney+ en 5.05 GB. AnyDesk 780.95 MB y LogMeIn 370.92 MB.</w:t>
+        <w:t>Network Service (857.51 GB, QUIC 314.60 GB) y Collaboration (WhatsApp 372.97 GB) lideran. Google.Services 442.38 GB. Windows Update 221.64 GB. Social Media 111.50 GB (TikTok 58.19 GB y Facebook 46.65 GB). Video/Audio suma 72.28 GB, con YouTube en 61.31 GB y Disney+ en 5.05 GB. AnyDesk 780.95 MB y LogMeIn 370.92 MB.</w:t>
       </w:r>
     </w:p>
     <w:p>
       <w:r>
-        <w:t>Remote Access se mantiene con AnyDesk como herramienta principal y un residual de TeamViewer, coherente con soportes remotos, siempre que el inventario de sistemas lo confirme. La categoría Proxy sigue mostrando clientes de evasión (Hola.VPN, Psiphon, Proton, Ultrasurf o similares), con poco volumen pero con el mismo comportamiento de las semanas anteriores.</w:t>
+        <w:t>Remote Access muestra AnyDesk como herramienta principal y un residual de TeamViewer. Conviene confirmar que corresponda a soportes autorizados. La categoría Proxy de este corte incluye clientes de evasión (Hola.VPN, Psiphon, Proton, Ultrasurf o similares), con poco volumen.</w:t>
       </w:r>
     </w:p>
     <w:p>
@@ -88,7 +88,7 @@
           </w:tcPr>
           <w:p>
             <w:r>
-              <w:t>%</w:t>
+              <w:t>% aprox.</w:t>
             </w:r>
           </w:p>
         </w:tc>
@@ -228,7 +228,7 @@
           </w:tcPr>
           <w:p>
             <w:r>
-              <w:t>Social Media</w:t>
+              <w:t>Storage.Backup</w:t>
             </w:r>
           </w:p>
         </w:tc>
@@ -238,7 +238,7 @@
           </w:tcPr>
           <w:p>
             <w:r>
-              <w:t>111.50 GB</w:t>
+              <w:t>59.58 GB</w:t>
             </w:r>
           </w:p>
         </w:tc>
@@ -248,7 +248,7 @@
           </w:tcPr>
           <w:p>
             <w:r>
-              <w:t>3.94 %</w:t>
+              <w:t>2.11 %</w:t>
             </w:r>
           </w:p>
         </w:tc>
@@ -260,7 +260,7 @@
           </w:tcPr>
           <w:p>
             <w:r>
-              <w:t>Video/Audio</w:t>
+              <w:t>Desconocido / Other (resto)</w:t>
             </w:r>
           </w:p>
         </w:tc>
@@ -270,7 +270,7 @@
           </w:tcPr>
           <w:p>
             <w:r>
-              <w:t>72.28 GB</w:t>
+              <w:t>297.12 GB</w:t>
             </w:r>
           </w:p>
         </w:tc>
@@ -280,7 +280,7 @@
           </w:tcPr>
           <w:p>
             <w:r>
-              <w:t>2.56 %</w:t>
+              <w:t>10.49 %</w:t>
             </w:r>
           </w:p>
         </w:tc>
@@ -289,7 +289,7 @@
     <w:p/>
     <w:p>
       <w:r>
-        <w:t>Network Service corresponde al tráfico cifrado (QUIC/SSL) que Fortinet no abre. General Interest es sobre todo Google. Collaboration es WhatsApp y Microsoft 365. Update son parches de Windows y Adobe. Storage Backup es OneDrive, iCloud y Google Drive.</w:t>
+        <w:t>Network Service corresponde al tráfico cifrado (QUIC/SSL) que Fortinet no abre. General Interest es sobre todo Google. Collaboration es WhatsApp y Microsoft 365. Update son parches de Windows y Adobe. Storage Backup es OneDrive, iCloud y Google Drive. Desconocido / Other (resto) agrupa Unknown y las categorías menores de este corte (Social Media, Video/Audio, GenAI, Cloud, correo, VoIP y acceso remoto). Dentro de ese resto, la categoría Unknown de Fortinet es 47.90 GB (1.69 %).</w:t>
       </w:r>
     </w:p>
     <w:p>
@@ -347,7 +347,7 @@
     </w:p>
     <w:p>
       <w:r>
-        <w:t>192.168.2.33 encabeza con 50.55 GB. El segundo es ADM-SUMINISP07, que resuelve a 192.168.2.49 (33.11 GB), la misma IP que viene liderando varias semanas. 192.168.55.78 (20.41 GB) y 192.168.2.62 (16.46 GB) siguen. PBL-HOSP04 (16.25 GB) otra vez combina operación clínica y streaming. En reputación entra 2001:da8:24c::7:2 y se mantiene MESH, ambos sin nombre de equipo de usuario.</w:t>
+        <w:t>192.168.2.33 encabeza con 50.55 GB. El segundo es ADM-SUMINISP07, que resuelve a 192.168.2.49 (33.11 GB), 192.168.55.78 (20.41 GB) y 192.168.2.62 (16.46 GB) completan la cabeza. PBL-HOSP04 (16.25 GB) combina operación clínica y streaming. En reputación figuran 2001:da8:24c::7:2 y MESH, ambos sin nombre de equipo de usuario.</w:t>
       </w:r>
     </w:p>
     <w:p>
@@ -397,7 +397,7 @@
     </w:p>
     <w:p>
       <w:r>
-        <w:t>Reputación (score alto, no equivale por sí solo a consumo): 1 172.17.23.2; 2 SOPORTE; 3 2001:67c:254:b0b0::abba; 4 2001:da8:24c::7:2; 5 172.16.181.14; 6 192.168.2.45. 172.17.23.2 se mantiene primero todas las semanas; en el informe del 3 al 9 de agosto coincidía con la planta Grandstream UCM6204.</w:t>
+        <w:t>Reputación (score alto, no equivale por sí solo a consumo): 1 172.17.23.2; 2 SOPORTE; 3 2001:67c:254:b0b0::abba; 4 2001:da8:24c::7:2; 5 172.16.181.14; 6 192.168.2.45. El primero de la lista no trae hostname de usuario en este corte.</w:t>
       </w:r>
     </w:p>
     <w:p>
@@ -410,12 +410,12 @@
     </w:p>
     <w:p>
       <w:r>
-        <w:t>WhatsApp es el destino más pesado del ciclo: media-bog2-1 175.62 GB, media-bog2-2 123.18 GB y static.whatsapp.net 71.75 GB. Luego Microsoft Update, Adobe (37.59 GB), mail.google.com, drive.usercontent.google.com (18.50 GB), docs.google.com, updates.cdn-apple.com (17.35 GB) e imsalud.opecolombia.com (19.43 GB).</w:t>
+        <w:t>WhatsApp encabeza los destinos: media-bog2-1 175.62 GB, media-bog2-2 123.18 GB y static.whatsapp.net 71.75 GB. Luego Microsoft Update, Adobe (37.59 GB), mail.google.com, drive.usercontent.google.com (18.50 GB), docs.google.com, updates.cdn-apple.com (17.35 GB) e imsalud.opecolombia.com (19.43 GB).</w:t>
       </w:r>
     </w:p>
     <w:p>
       <w:r>
-        <w:t>Streaming Media and Download salta al tercer lugar del filtro web (111.41 GB), el mayor del periodo. El 16 de septiembre LOM-URG06 usó radio30.virtualtronics.com unos 907 minutos (900.57 MB) y PBL-HOSP04 stream-286.surfernetwork.com (821.01 MB). ADM-SUMINIS25 subió 809.75 MB a upload.youtube.com el mismo día.</w:t>
+        <w:t>Streaming Media and Download ocupa el tercer lugar del filtro web (111.41 GB). El 16 de septiembre LOM-URG06 usó radio30.virtualtronics.com unos 907 minutos (900.57 MB) y PBL-HOSP04 stream-286.surfernetwork.com (821.01 MB). ADM-SUMINIS25 subió 809.75 MB a upload.youtube.com el mismo día.</w:t>
       </w:r>
     </w:p>
     <w:p>
@@ -461,7 +461,7 @@
     </w:p>
     <w:p>
       <w:r>
-        <w:t>Information Technology 649.07 GB e Instant Messaging 402.24 GB, el mensajería más alto de estas seis semanas. Bloqueos: Freeware 1,902,961, Shopping 198,374, Games 192,858 (sube respecto a semanas previas), Streaming 153,884, Social Networking 104,142 y Proxy Avoidance 19,655. Más bloqueos: 172.16.10.24 (102,526) y 172.17.71.25 (70,055). La pornografía no figura entre las categorías más bloqueadas.</w:t>
+        <w:t>Information Technology 649.07 GB e Instant Messaging 402.24 GB. Bloqueos: Freeware 1,902,961, Shopping 198,374, Games 192,858, Streaming 153,884, Social Networking 104,142 y Proxy Avoidance 19,655. Más bloqueos: 172.16.10.24 (102,526) y 172.17.71.25 (70,055). La pornografía no figura entre las categorías más bloqueadas.</w:t>
       </w:r>
     </w:p>
     <w:p>
@@ -593,7 +593,7 @@
         <w:t xml:space="preserve">TKT-UTM-2026-09-14-04 [Media] — Games: </w:t>
       </w:r>
       <w:r>
-        <w:t>192,858 bloqueos de juegos, el más alto del ciclo. Revisar 172.16.10.24.</w:t>
+        <w:t>192,858 bloqueos de juegos en este corte. Revisar 172.16.10.24.</w:t>
       </w:r>
     </w:p>
     <w:p>
@@ -617,7 +617,7 @@
     </w:p>
     <w:p>
       <w:r>
-        <w:t>Frente al informe del 3 al 9 de agosto se mantiene WhatsApp, Windows Update y la poca visibilidad de Fortinet sobre destinos encapsulados. La pornografía masiva de COM-TRIAGE01 no se repite en este corte. Sí persisten las radios de turno (virtualtronics y surfernetwork), los intentos de VPN/proxy y AnyDesk. 192.168.9.254 y 192.168.2.49 siguen entre los mayores consumidores y aún requieren hostname estable.</w:t>
+        <w:t>En los PDF de este corte, Streaming Media and Download suma 111.41 GB y YouTube 61.31 GB. WhatsApp CDN concentra media-bog2-1 (175.62 GB) y media-bog2-2 (123.18 GB). LOM-URG06 usa radio30.virtualtronics.com y PBL-HOSP04 usa stream-286.surfernetwork.com el 16 de septiembre. ADM-SUMINIS25 sube 809.75 MB a upload.youtube.com. 192.168.2.33 lidera el consumo web (50.55 GB) sin hostname. Games suma 192,858 bloqueos. Unknown suma 47.90 GB.</w:t>
       </w:r>
     </w:p>
     <w:sectPr>
